--- a/Supplemental Material.docx
+++ b/Supplemental Material.docx
@@ -43,170 +43,8 @@
     </w:p>
     <w:p>
       <w:pPr>
-        <w:rPr>
-          <w:rFonts w:ascii="Times New Roman" w:hAnsi="Times New Roman"/>
-          <w:i w:val="0"/>
-          <w:iCs/>
-        </w:rPr>
-      </w:pPr>
-      <w:r>
-        <w:rPr>
-          <w:rFonts w:ascii="Times New Roman" w:hAnsi="Times New Roman"/>
-          <w:i w:val="0"/>
-          <w:iCs/>
-        </w:rPr>
-        <w:t>Your manuscript exceeds the page limit. Manuscript pages include references, figures, tables, appendices, and captions. Please return to the submission question asking if your paper exceeds the length limitations, respond "yes," and provide justification for why the manuscript exceeds the page length limitations.</w:t>
-      </w:r>
-    </w:p>
-    <w:p>
-      <w:pPr>
-        <w:rPr>
-          <w:rFonts w:ascii="Times New Roman" w:hAnsi="Times New Roman"/>
-          <w:i w:val="0"/>
-          <w:iCs/>
-        </w:rPr>
-      </w:pPr>
-      <w:r>
-        <w:rPr>
-          <w:rFonts w:ascii="Times New Roman" w:hAnsi="Times New Roman"/>
-          <w:b/>
-          <w:bCs/>
-        </w:rPr>
-        <w:t>Ans:</w:t>
-      </w:r>
-      <w:r>
-        <w:t xml:space="preserve"> </w:t>
-      </w:r>
-      <w:r>
-        <w:rPr>
-          <w:rFonts w:ascii="Times New Roman" w:hAnsi="Times New Roman"/>
-          <w:i w:val="0"/>
-          <w:iCs/>
-        </w:rPr>
-        <w:t>The manuscript exceeds the page limit because the study presents a comprehensive comparison of eight single-objective functions and a multi-objective function across multiple flow regimes, seasons, and uncertainty metrics. The additional pages are necessary to clearly document the methodology, results, tables, and figures supporting the regime-specific evaluation and reproducibility of the findings. We have kept the manuscript focused and limited the presentation to material essential for substantiating the study’s contributions and conclusions.</w:t>
-      </w:r>
-    </w:p>
-    <w:p>
-      <w:pPr>
-        <w:rPr>
-          <w:rFonts w:ascii="Times New Roman" w:hAnsi="Times New Roman"/>
-          <w:i w:val="0"/>
-          <w:iCs/>
-        </w:rPr>
-      </w:pPr>
-    </w:p>
-    <w:p>
-      <w:pPr>
-        <w:spacing w:after="0" w:line="240" w:lineRule="auto"/>
-        <w:rPr>
-          <w:rFonts w:ascii="Times New Roman" w:hAnsi="Times New Roman"/>
-          <w:i w:val="0"/>
-          <w:iCs/>
-        </w:rPr>
-      </w:pPr>
-      <w:r>
-        <w:rPr>
-          <w:rFonts w:ascii="Times New Roman" w:hAnsi="Times New Roman"/>
-          <w:i w:val="0"/>
-          <w:iCs/>
-        </w:rPr>
-        <w:t>The supporting data and further results of this research are presented as supplemental material and can be downloaded from the following GitHub repository: https://github.com/abi1918/Gedar-chay-Data/. The SWAT-SPE calibration, uncertainty analysis and flow-regime evaluation are included.</w:t>
-      </w:r>
-    </w:p>
-    <w:p>
-      <w:pPr>
-        <w:spacing w:after="0" w:line="240" w:lineRule="auto"/>
-        <w:jc w:val="center"/>
-        <w:rPr>
-          <w:rFonts w:ascii="Times New Roman" w:eastAsia="Times New Roman" w:hAnsi="Times New Roman"/>
-          <w:b/>
-          <w:bCs/>
-          <w:i w:val="0"/>
-          <w:kern w:val="0"/>
-          <w14:ligatures w14:val="none"/>
-        </w:rPr>
-      </w:pPr>
-    </w:p>
-    <w:p>
-      <w:pPr>
-        <w:spacing w:after="0" w:line="240" w:lineRule="auto"/>
-        <w:jc w:val="center"/>
-        <w:rPr>
-          <w:rFonts w:ascii="Times New Roman" w:eastAsia="Times New Roman" w:hAnsi="Times New Roman"/>
-          <w:b/>
-          <w:bCs/>
-          <w:i w:val="0"/>
-          <w:kern w:val="0"/>
-          <w14:ligatures w14:val="none"/>
-        </w:rPr>
-      </w:pPr>
-    </w:p>
-    <w:p>
-      <w:pPr>
-        <w:spacing w:after="0" w:line="240" w:lineRule="auto"/>
-        <w:jc w:val="center"/>
-        <w:rPr>
-          <w:rFonts w:ascii="Times New Roman" w:eastAsia="Times New Roman" w:hAnsi="Times New Roman"/>
-          <w:b/>
-          <w:bCs/>
-          <w:i w:val="0"/>
-          <w:kern w:val="0"/>
-          <w14:ligatures w14:val="none"/>
-        </w:rPr>
-      </w:pPr>
-    </w:p>
-    <w:p>
-      <w:pPr>
-        <w:spacing w:after="0" w:line="240" w:lineRule="auto"/>
-        <w:rPr>
-          <w:rFonts w:ascii="Times New Roman" w:eastAsia="Times New Roman" w:hAnsi="Times New Roman"/>
-          <w:i w:val="0"/>
-          <w:kern w:val="0"/>
-          <w14:ligatures w14:val="none"/>
-        </w:rPr>
-      </w:pPr>
-      <w:r>
-        <w:rPr>
-          <w:rFonts w:ascii="Times New Roman" w:eastAsia="Times New Roman" w:hAnsi="Times New Roman"/>
-          <w:i w:val="0"/>
-          <w:kern w:val="0"/>
-          <w14:ligatures w14:val="none"/>
-        </w:rPr>
-        <w:t xml:space="preserve">Sample: </w:t>
-      </w:r>
-      <w:r>
-        <w:rPr>
-          <w:rFonts w:ascii="Times New Roman" w:eastAsia="Times New Roman" w:hAnsi="Times New Roman"/>
-          <w:i w:val="0"/>
-          <w:kern w:val="0"/>
-          <w14:ligatures w14:val="none"/>
-        </w:rPr>
-        <w:t>Figs. S1</w:t>
-      </w:r>
-      <w:r>
-        <w:rPr>
-          <w:rFonts w:ascii="Times New Roman" w:eastAsia="Times New Roman" w:hAnsi="Times New Roman"/>
-          <w:i w:val="0"/>
-          <w:kern w:val="0"/>
-          <w14:ligatures w14:val="none"/>
-        </w:rPr>
-        <w:t xml:space="preserve"> and </w:t>
-      </w:r>
-      <w:r>
-        <w:rPr>
-          <w:rFonts w:ascii="Times New Roman" w:eastAsia="Times New Roman" w:hAnsi="Times New Roman"/>
-          <w:i w:val="0"/>
-          <w:kern w:val="0"/>
-          <w14:ligatures w14:val="none"/>
-        </w:rPr>
-        <w:t xml:space="preserve">S2 are available online at (repository, include the DOI or URL) </w:t>
-      </w:r>
-    </w:p>
-    <w:p>
-      <w:pPr>
-        <w:snapToGrid w:val="0"/>
-        <w:spacing w:after="0" w:line="276" w:lineRule="auto"/>
-        <w:jc w:val="center"/>
+        <w:snapToGrid w:val="0"/>
+        <w:spacing w:after="0" w:line="276" w:lineRule="auto"/>
         <w:rPr>
           <w:rFonts w:ascii="Times New Roman" w:eastAsia="Calibri" w:hAnsi="Times New Roman"/>
           <w:b/>
@@ -626,6 +464,7 @@
         </w:rPr>
         <w:t xml:space="preserve"> </w:t>
       </w:r>
+      <w:proofErr w:type="spellStart"/>
       <w:r>
         <w:rPr>
           <w:rFonts w:ascii="Times New Roman" w:eastAsia="Calibri" w:hAnsi="Times New Roman"/>
@@ -634,9 +473,22 @@
           <w:sz w:val="22"/>
           <w:szCs w:val="22"/>
         </w:rPr>
-        <w:t>Bahramlou gauging station.</w:t>
+        <w:t>Bahramlou</w:t>
       </w:r>
-    </w:p>
+      <w:proofErr w:type="spellEnd"/>
+      <w:r>
+        <w:rPr>
+          <w:rFonts w:ascii="Times New Roman" w:eastAsia="Calibri" w:hAnsi="Times New Roman"/>
+          <w:bCs/>
+          <w:i w:val="0"/>
+          <w:sz w:val="22"/>
+          <w:szCs w:val="22"/>
+        </w:rPr>
+        <w:t xml:space="preserve"> gauging station.</w:t>
+      </w:r>
+    </w:p>
+    <w:p/>
+    <w:p/>
     <w:p/>
     <w:p>
       <w:r>
@@ -1302,7 +1154,18 @@
           <w:sz w:val="22"/>
           <w:szCs w:val="22"/>
         </w:rPr>
-        <w:t xml:space="preserve"> Violin plot comparing the effectiveness of different objective functions versus the FDCs observed </w:t>
+        <w:t xml:space="preserve"> Violin plot comparing the effectiveness of different objective functions versus the FDCs </w:t>
+      </w:r>
+      <w:proofErr w:type="gramStart"/>
+      <w:r>
+        <w:rPr>
+          <w:rFonts w:ascii="Times New Roman" w:eastAsia="Calibri" w:hAnsi="Times New Roman"/>
+          <w:bCs/>
+          <w:i w:val="0"/>
+          <w:sz w:val="22"/>
+          <w:szCs w:val="22"/>
+        </w:rPr>
+        <w:t xml:space="preserve">observed </w:t>
       </w:r>
       <w:r>
         <w:rPr>
@@ -1312,7 +1175,18 @@
           <w:sz w:val="22"/>
           <w:szCs w:val="22"/>
         </w:rPr>
-        <w:t>: (a) high and median, (b) low-flow ranges</w:t>
+        <w:t>:</w:t>
+      </w:r>
+      <w:proofErr w:type="gramEnd"/>
+      <w:r>
+        <w:rPr>
+          <w:rFonts w:ascii="Times New Roman" w:eastAsia="Calibri" w:hAnsi="Times New Roman"/>
+          <w:bCs/>
+          <w:i w:val="0"/>
+          <w:sz w:val="22"/>
+          <w:szCs w:val="22"/>
+        </w:rPr>
+        <w:t xml:space="preserve"> (a) high and median, (b) low-flow ranges</w:t>
       </w:r>
       <w:r>
         <w:rPr>
@@ -1324,6 +1198,7 @@
         </w:rPr>
         <w:t xml:space="preserve"> at the </w:t>
       </w:r>
+      <w:proofErr w:type="spellStart"/>
       <w:r>
         <w:rPr>
           <w:rFonts w:ascii="Times New Roman" w:eastAsia="Calibri" w:hAnsi="Times New Roman"/>
@@ -1334,6 +1209,7 @@
         </w:rPr>
         <w:t>Bahramlou</w:t>
       </w:r>
+      <w:proofErr w:type="spellEnd"/>
       <w:r>
         <w:rPr>
           <w:rFonts w:ascii="Times New Roman" w:eastAsia="Calibri" w:hAnsi="Times New Roman"/>
@@ -1971,7 +1847,6 @@
   <w:style w:type="character" w:default="1" w:styleId="DefaultParagraphFont">
     <w:name w:val="Default Paragraph Font"/>
     <w:uiPriority w:val="1"/>
-    <w:semiHidden/>
     <w:unhideWhenUsed/>
   </w:style>
   <w:style w:type="table" w:default="1" w:styleId="TableNormal">
@@ -2283,6 +2158,17 @@
       <w:smallCaps/>
       <w:color w:val="0F4761" w:themeColor="accent1" w:themeShade="BF"/>
       <w:spacing w:val="5"/>
+    </w:rPr>
+  </w:style>
+  <w:style w:type="paragraph" w:styleId="NormalWeb">
+    <w:name w:val="Normal (Web)"/>
+    <w:basedOn w:val="Normal"/>
+    <w:uiPriority w:val="99"/>
+    <w:semiHidden/>
+    <w:unhideWhenUsed/>
+    <w:rsid w:val="0036707D"/>
+    <w:rPr>
+      <w:rFonts w:ascii="Times New Roman" w:hAnsi="Times New Roman"/>
     </w:rPr>
   </w:style>
 </w:styles>
